--- a/assets/CV (Shih-Ni Prim_April_2025_short).docx
+++ b/assets/CV (Shih-Ni Prim_April_2025_short).docx
@@ -555,6 +555,60 @@
           <w:sz w:val="22"/>
           <w:szCs w:val="22"/>
         </w:rPr>
+        <w:t>Glaxo Smith Kline (GSK) Fellowship</w:t>
+      </w:r>
+      <w:r>
+        <w:rPr>
+          <w:rFonts w:asciiTheme="minorHAnsi" w:hAnsiTheme="minorHAnsi" w:cstheme="minorHAnsi"/>
+          <w:bCs/>
+          <w:sz w:val="22"/>
+          <w:szCs w:val="22"/>
+        </w:rPr>
+        <w:tab/>
+        <w:t>202</w:t>
+      </w:r>
+      <w:r>
+        <w:rPr>
+          <w:rFonts w:asciiTheme="minorHAnsi" w:hAnsiTheme="minorHAnsi" w:cstheme="minorHAnsi"/>
+          <w:bCs/>
+          <w:sz w:val="22"/>
+          <w:szCs w:val="22"/>
+        </w:rPr>
+        <w:t>5</w:t>
+      </w:r>
+    </w:p>
+    <w:p>
+      <w:pPr>
+        <w:tabs>
+          <w:tab w:val="right" w:pos="8640"/>
+        </w:tabs>
+        <w:rPr>
+          <w:rFonts w:asciiTheme="minorHAnsi" w:hAnsiTheme="minorHAnsi" w:cstheme="minorHAnsi"/>
+          <w:b/>
+          <w:sz w:val="22"/>
+          <w:szCs w:val="22"/>
+        </w:rPr>
+      </w:pPr>
+    </w:p>
+    <w:p>
+      <w:pPr>
+        <w:tabs>
+          <w:tab w:val="right" w:pos="8640"/>
+        </w:tabs>
+        <w:rPr>
+          <w:rFonts w:asciiTheme="minorHAnsi" w:hAnsiTheme="minorHAnsi" w:cstheme="minorHAnsi"/>
+          <w:bCs/>
+          <w:sz w:val="22"/>
+          <w:szCs w:val="22"/>
+        </w:rPr>
+      </w:pPr>
+      <w:r>
+        <w:rPr>
+          <w:rFonts w:asciiTheme="minorHAnsi" w:hAnsiTheme="minorHAnsi" w:cstheme="minorHAnsi"/>
+          <w:b/>
+          <w:sz w:val="22"/>
+          <w:szCs w:val="22"/>
+        </w:rPr>
         <w:t>B. B. Bhattacharyya Excellence Award</w:t>
       </w:r>
       <w:r>
@@ -588,60 +642,6 @@
           <w:szCs w:val="22"/>
         </w:rPr>
         <w:t>North Carolina State University, Department of Statistics</w:t>
-      </w:r>
-    </w:p>
-    <w:p>
-      <w:pPr>
-        <w:tabs>
-          <w:tab w:val="right" w:pos="8640"/>
-        </w:tabs>
-        <w:rPr>
-          <w:rFonts w:asciiTheme="minorHAnsi" w:hAnsiTheme="minorHAnsi" w:cstheme="minorHAnsi"/>
-          <w:bCs/>
-          <w:sz w:val="22"/>
-          <w:szCs w:val="22"/>
-        </w:rPr>
-      </w:pPr>
-    </w:p>
-    <w:p>
-      <w:pPr>
-        <w:tabs>
-          <w:tab w:val="right" w:pos="8640"/>
-        </w:tabs>
-        <w:rPr>
-          <w:rFonts w:asciiTheme="minorHAnsi" w:hAnsiTheme="minorHAnsi" w:cstheme="minorHAnsi"/>
-          <w:bCs/>
-          <w:sz w:val="22"/>
-          <w:szCs w:val="22"/>
-        </w:rPr>
-      </w:pPr>
-      <w:r>
-        <w:rPr>
-          <w:rFonts w:asciiTheme="minorHAnsi" w:hAnsiTheme="minorHAnsi" w:cstheme="minorHAnsi"/>
-          <w:b/>
-          <w:sz w:val="22"/>
-          <w:szCs w:val="22"/>
-        </w:rPr>
-        <w:t>Glaxo Smith Kline (GSK) Fellowship</w:t>
-      </w:r>
-      <w:r>
-        <w:rPr>
-          <w:rFonts w:asciiTheme="minorHAnsi" w:hAnsiTheme="minorHAnsi" w:cstheme="minorHAnsi"/>
-          <w:bCs/>
-          <w:sz w:val="22"/>
-          <w:szCs w:val="22"/>
-        </w:rPr>
-        <w:tab/>
-        <w:t>202</w:t>
-      </w:r>
-      <w:r>
-        <w:rPr>
-          <w:rFonts w:asciiTheme="minorHAnsi" w:hAnsiTheme="minorHAnsi" w:cstheme="minorHAnsi"/>
-          <w:bCs/>
-          <w:sz w:val="22"/>
-          <w:szCs w:val="22"/>
-        </w:rPr>
-        <w:t>5</w:t>
       </w:r>
     </w:p>
     <w:p>
@@ -1146,25 +1146,7 @@
           <w:szCs w:val="22"/>
         </w:rPr>
         <w:lastRenderedPageBreak/>
-        <w:t xml:space="preserve">Visualized Geographic Information System data using R (sf, </w:t>
-      </w:r>
-      <w:proofErr w:type="spellStart"/>
-      <w:r>
-        <w:rPr>
-          <w:rFonts w:asciiTheme="minorHAnsi" w:hAnsiTheme="minorHAnsi" w:cstheme="minorHAnsi"/>
-          <w:sz w:val="22"/>
-          <w:szCs w:val="22"/>
-        </w:rPr>
-        <w:t>tidyverse</w:t>
-      </w:r>
-      <w:proofErr w:type="spellEnd"/>
-      <w:r>
-        <w:rPr>
-          <w:rFonts w:asciiTheme="minorHAnsi" w:hAnsiTheme="minorHAnsi" w:cstheme="minorHAnsi"/>
-          <w:sz w:val="22"/>
-          <w:szCs w:val="22"/>
-        </w:rPr>
-        <w:t>, and ggplot2)</w:t>
+        <w:t>Visualized Geographic Information System data using R (sf, tidyverse, and ggplot2)</w:t>
       </w:r>
     </w:p>
     <w:p>
@@ -1381,39 +1363,7 @@
           <w:sz w:val="22"/>
           <w:szCs w:val="22"/>
         </w:rPr>
-        <w:t xml:space="preserve">Devised active learning algorithms to efficiently construct aero databases in Python (scikit-learn, </w:t>
-      </w:r>
-      <w:proofErr w:type="spellStart"/>
-      <w:r>
-        <w:rPr>
-          <w:sz w:val="22"/>
-          <w:szCs w:val="22"/>
-        </w:rPr>
-        <w:t>numpy</w:t>
-      </w:r>
-      <w:proofErr w:type="spellEnd"/>
-      <w:r>
-        <w:rPr>
-          <w:sz w:val="22"/>
-          <w:szCs w:val="22"/>
-        </w:rPr>
-        <w:t xml:space="preserve">, </w:t>
-      </w:r>
-      <w:proofErr w:type="spellStart"/>
-      <w:r>
-        <w:rPr>
-          <w:sz w:val="22"/>
-          <w:szCs w:val="22"/>
-        </w:rPr>
-        <w:t>dgpsi</w:t>
-      </w:r>
-      <w:proofErr w:type="spellEnd"/>
-      <w:r>
-        <w:rPr>
-          <w:sz w:val="22"/>
-          <w:szCs w:val="22"/>
-        </w:rPr>
-        <w:t>)</w:t>
+        <w:t>Devised active learning algorithms to efficiently construct aero databases in Python (scikit-learn, numpy, dgpsi)</w:t>
       </w:r>
     </w:p>
     <w:p>
@@ -2184,19 +2134,8 @@
             <w:sz w:val="22"/>
             <w:szCs w:val="22"/>
           </w:rPr>
-          <w:t>go.ncsu.edu/</w:t>
+          <w:t>go.ncsu.edu/mlprimer</w:t>
         </w:r>
-        <w:proofErr w:type="spellStart"/>
-        <w:r>
-          <w:rPr>
-            <w:rStyle w:val="Hyperlink"/>
-            <w:rFonts w:asciiTheme="minorHAnsi" w:hAnsiTheme="minorHAnsi" w:cstheme="minorHAnsi"/>
-            <w:sz w:val="22"/>
-            <w:szCs w:val="22"/>
-          </w:rPr>
-          <w:t>mlprimer</w:t>
-        </w:r>
-        <w:proofErr w:type="spellEnd"/>
       </w:hyperlink>
       <w:r>
         <w:rPr>
@@ -2348,39 +2287,7 @@
           <w:sz w:val="22"/>
           <w:szCs w:val="22"/>
         </w:rPr>
-        <w:t xml:space="preserve">, edited by Adam E. M. </w:t>
-      </w:r>
-      <w:proofErr w:type="spellStart"/>
-      <w:r>
-        <w:rPr>
-          <w:sz w:val="22"/>
-          <w:szCs w:val="22"/>
-        </w:rPr>
-        <w:t>Eltorai</w:t>
-      </w:r>
-      <w:proofErr w:type="spellEnd"/>
-      <w:r>
-        <w:rPr>
-          <w:sz w:val="22"/>
-          <w:szCs w:val="22"/>
-        </w:rPr>
-        <w:t xml:space="preserve">, Jeffrey A. Bakal, Daniel W. Kim, David E. </w:t>
-      </w:r>
-      <w:proofErr w:type="spellStart"/>
-      <w:r>
-        <w:rPr>
-          <w:sz w:val="22"/>
-          <w:szCs w:val="22"/>
-        </w:rPr>
-        <w:t>Wazer</w:t>
-      </w:r>
-      <w:proofErr w:type="spellEnd"/>
-      <w:r>
-        <w:rPr>
-          <w:sz w:val="22"/>
-          <w:szCs w:val="22"/>
-        </w:rPr>
-        <w:t xml:space="preserve">, </w:t>
+        <w:t xml:space="preserve">, edited by Adam E. M. Eltorai, Jeffrey A. Bakal, Daniel W. Kim, David E. Wazer, </w:t>
       </w:r>
       <w:r>
         <w:rPr>
@@ -2640,18 +2547,8 @@
           <w:sz w:val="22"/>
           <w:szCs w:val="22"/>
         </w:rPr>
-        <w:t xml:space="preserve"> H, </w:t>
-      </w:r>
-      <w:proofErr w:type="spellStart"/>
-      <w:r>
-        <w:rPr>
-          <w:rFonts w:asciiTheme="minorHAnsi" w:hAnsiTheme="minorHAnsi" w:cstheme="minorHAnsi"/>
-          <w:sz w:val="22"/>
-          <w:szCs w:val="22"/>
-        </w:rPr>
-        <w:t>Debinski</w:t>
-      </w:r>
-      <w:proofErr w:type="spellEnd"/>
+        <w:t xml:space="preserve"> H, Debinski</w:t>
+      </w:r>
       <w:r>
         <w:rPr>
           <w:rFonts w:asciiTheme="minorHAnsi" w:hAnsiTheme="minorHAnsi" w:cstheme="minorHAnsi"/>

--- a/assets/CV (Shih-Ni Prim_April_2025_short).docx
+++ b/assets/CV (Shih-Ni Prim_April_2025_short).docx
@@ -743,8 +743,18 @@
           <w:sz w:val="22"/>
           <w:szCs w:val="22"/>
         </w:rPr>
-        <w:t xml:space="preserve"> for computer experiment</w:t>
-      </w:r>
+        <w:t xml:space="preserve"> for computer </w:t>
+      </w:r>
+      <w:proofErr w:type="gramStart"/>
+      <w:r>
+        <w:rPr>
+          <w:rFonts w:asciiTheme="minorHAnsi" w:hAnsiTheme="minorHAnsi" w:cstheme="minorHAnsi"/>
+          <w:sz w:val="22"/>
+          <w:szCs w:val="22"/>
+        </w:rPr>
+        <w:t>experiment</w:t>
+      </w:r>
+      <w:proofErr w:type="gramEnd"/>
       <w:r>
         <w:rPr>
           <w:rFonts w:asciiTheme="minorHAnsi" w:hAnsiTheme="minorHAnsi" w:cstheme="minorHAnsi"/>
@@ -1146,7 +1156,25 @@
           <w:szCs w:val="22"/>
         </w:rPr>
         <w:lastRenderedPageBreak/>
-        <w:t>Visualized Geographic Information System data using R (sf, tidyverse, and ggplot2)</w:t>
+        <w:t xml:space="preserve">Visualized Geographic Information System data using R (sf, </w:t>
+      </w:r>
+      <w:proofErr w:type="spellStart"/>
+      <w:r>
+        <w:rPr>
+          <w:rFonts w:asciiTheme="minorHAnsi" w:hAnsiTheme="minorHAnsi" w:cstheme="minorHAnsi"/>
+          <w:sz w:val="22"/>
+          <w:szCs w:val="22"/>
+        </w:rPr>
+        <w:t>tidyverse</w:t>
+      </w:r>
+      <w:proofErr w:type="spellEnd"/>
+      <w:r>
+        <w:rPr>
+          <w:rFonts w:asciiTheme="minorHAnsi" w:hAnsiTheme="minorHAnsi" w:cstheme="minorHAnsi"/>
+          <w:sz w:val="22"/>
+          <w:szCs w:val="22"/>
+        </w:rPr>
+        <w:t>, and ggplot2)</w:t>
       </w:r>
     </w:p>
     <w:p>
@@ -1178,6 +1206,19 @@
         </w:tabs>
         <w:rPr>
           <w:rFonts w:asciiTheme="minorHAnsi" w:hAnsiTheme="minorHAnsi" w:cstheme="minorHAnsi"/>
+          <w:b/>
+          <w:sz w:val="22"/>
+          <w:szCs w:val="22"/>
+        </w:rPr>
+      </w:pPr>
+    </w:p>
+    <w:p>
+      <w:pPr>
+        <w:tabs>
+          <w:tab w:val="right" w:pos="8640"/>
+        </w:tabs>
+        <w:rPr>
+          <w:rFonts w:asciiTheme="minorHAnsi" w:hAnsiTheme="minorHAnsi" w:cstheme="minorHAnsi"/>
           <w:bCs/>
           <w:sz w:val="22"/>
           <w:szCs w:val="22"/>
@@ -1363,7 +1404,39 @@
           <w:sz w:val="22"/>
           <w:szCs w:val="22"/>
         </w:rPr>
-        <w:t>Devised active learning algorithms to efficiently construct aero databases in Python (scikit-learn, numpy, dgpsi)</w:t>
+        <w:t xml:space="preserve">Devised active learning algorithms to efficiently construct aero databases in Python (scikit-learn, </w:t>
+      </w:r>
+      <w:proofErr w:type="spellStart"/>
+      <w:r>
+        <w:rPr>
+          <w:sz w:val="22"/>
+          <w:szCs w:val="22"/>
+        </w:rPr>
+        <w:t>numpy</w:t>
+      </w:r>
+      <w:proofErr w:type="spellEnd"/>
+      <w:r>
+        <w:rPr>
+          <w:sz w:val="22"/>
+          <w:szCs w:val="22"/>
+        </w:rPr>
+        <w:t xml:space="preserve">, </w:t>
+      </w:r>
+      <w:proofErr w:type="spellStart"/>
+      <w:r>
+        <w:rPr>
+          <w:sz w:val="22"/>
+          <w:szCs w:val="22"/>
+        </w:rPr>
+        <w:t>dgpsi</w:t>
+      </w:r>
+      <w:proofErr w:type="spellEnd"/>
+      <w:r>
+        <w:rPr>
+          <w:sz w:val="22"/>
+          <w:szCs w:val="22"/>
+        </w:rPr>
+        <w:t>)</w:t>
       </w:r>
     </w:p>
     <w:p>
@@ -2134,8 +2207,19 @@
             <w:sz w:val="22"/>
             <w:szCs w:val="22"/>
           </w:rPr>
-          <w:t>go.ncsu.edu/mlprimer</w:t>
+          <w:t>go.ncsu.edu/</w:t>
         </w:r>
+        <w:proofErr w:type="spellStart"/>
+        <w:r>
+          <w:rPr>
+            <w:rStyle w:val="Hyperlink"/>
+            <w:rFonts w:asciiTheme="minorHAnsi" w:hAnsiTheme="minorHAnsi" w:cstheme="minorHAnsi"/>
+            <w:sz w:val="22"/>
+            <w:szCs w:val="22"/>
+          </w:rPr>
+          <w:t>mlprimer</w:t>
+        </w:r>
+        <w:proofErr w:type="spellEnd"/>
       </w:hyperlink>
       <w:r>
         <w:rPr>
@@ -2287,7 +2371,39 @@
           <w:sz w:val="22"/>
           <w:szCs w:val="22"/>
         </w:rPr>
-        <w:t xml:space="preserve">, edited by Adam E. M. Eltorai, Jeffrey A. Bakal, Daniel W. Kim, David E. Wazer, </w:t>
+        <w:t xml:space="preserve">, edited by Adam E. M. </w:t>
+      </w:r>
+      <w:proofErr w:type="spellStart"/>
+      <w:r>
+        <w:rPr>
+          <w:sz w:val="22"/>
+          <w:szCs w:val="22"/>
+        </w:rPr>
+        <w:t>Eltorai</w:t>
+      </w:r>
+      <w:proofErr w:type="spellEnd"/>
+      <w:r>
+        <w:rPr>
+          <w:sz w:val="22"/>
+          <w:szCs w:val="22"/>
+        </w:rPr>
+        <w:t xml:space="preserve">, Jeffrey A. Bakal, Daniel W. Kim, David E. </w:t>
+      </w:r>
+      <w:proofErr w:type="spellStart"/>
+      <w:r>
+        <w:rPr>
+          <w:sz w:val="22"/>
+          <w:szCs w:val="22"/>
+        </w:rPr>
+        <w:t>Wazer</w:t>
+      </w:r>
+      <w:proofErr w:type="spellEnd"/>
+      <w:r>
+        <w:rPr>
+          <w:sz w:val="22"/>
+          <w:szCs w:val="22"/>
+        </w:rPr>
+        <w:t xml:space="preserve">, </w:t>
       </w:r>
       <w:r>
         <w:rPr>
@@ -2547,8 +2663,18 @@
           <w:sz w:val="22"/>
           <w:szCs w:val="22"/>
         </w:rPr>
-        <w:t xml:space="preserve"> H, Debinski</w:t>
-      </w:r>
+        <w:t xml:space="preserve"> H, </w:t>
+      </w:r>
+      <w:proofErr w:type="spellStart"/>
+      <w:r>
+        <w:rPr>
+          <w:rFonts w:asciiTheme="minorHAnsi" w:hAnsiTheme="minorHAnsi" w:cstheme="minorHAnsi"/>
+          <w:sz w:val="22"/>
+          <w:szCs w:val="22"/>
+        </w:rPr>
+        <w:t>Debinski</w:t>
+      </w:r>
+      <w:proofErr w:type="spellEnd"/>
       <w:r>
         <w:rPr>
           <w:rFonts w:asciiTheme="minorHAnsi" w:hAnsiTheme="minorHAnsi" w:cstheme="minorHAnsi"/>
